--- a/easy-time-tracker-user-guide.docx
+++ b/easy-time-tracker-user-guide.docx
@@ -125,7 +125,7 @@
           <w:sz w:val="20"/>
           <w:szCs w:val="20"/>
         </w:rPr>
-        <w:t xml:space="preserve">Version 2.2  —  May 2026</w:t>
+        <w:t xml:space="preserve">Version 2.3  —  May 2026</w:t>
       </w:r>
     </w:p>
     <w:p>
@@ -283,6 +283,34 @@
           <w:szCs w:val="22"/>
         </w:rPr>
         <w:t xml:space="preserve"> — timers survive browser refresh or accidental close</w:t>
+      </w:r>
+    </w:p>
+    <w:p>
+      <w:pPr>
+        <w:pStyle w:val="ListParagraph"/>
+        <w:numPr>
+          <w:ilvl w:val="0"/>
+          <w:numId w:val="2"/>
+        </w:numPr>
+        <w:spacing w:after="40" w:before="40"/>
+      </w:pPr>
+      <w:r>
+        <w:rPr>
+          <w:rFonts w:ascii="Arial" w:cs="Arial" w:eastAsia="Arial" w:hAnsi="Arial"/>
+          <w:b/>
+          <w:bCs/>
+          <w:color w:val="000000"/>
+        </w:rPr>
+        <w:t xml:space="preserve">File System Backup</w:t>
+      </w:r>
+      <w:r>
+        <w:rPr>
+          <w:rFonts w:ascii="Arial" w:cs="Arial" w:eastAsia="Arial" w:hAnsi="Arial"/>
+          <w:color w:val="000000"/>
+          <w:sz w:val="22"/>
+          <w:szCs w:val="22"/>
+        </w:rPr>
+        <w:t xml:space="preserve"> — link a local JSON file as an automatic backup; survives browser history clears (Chrome / Edge)</w:t>
       </w:r>
     </w:p>
     <w:p>
@@ -6027,7 +6055,7 @@
           <w:sz w:val="28"/>
           <w:szCs w:val="28"/>
         </w:rPr>
-        <w:t xml:space="preserve">7.1  Appearance — Dark Mode</w:t>
+        <w:t xml:space="preserve">7.1  Backup</w:t>
       </w:r>
     </w:p>
     <w:p>
@@ -6041,7 +6069,641 @@
           <w:sz w:val="22"/>
           <w:szCs w:val="22"/>
         </w:rPr>
-        <w:t xml:space="preserve">Toggle dark mode. Follows OS preference on first load; persists across sessions.</w:t>
+        <w:t xml:space="preserve">The Backup section is available in Chrome and Edge. It uses the File System Access API to link a local JSON file as an automatic backup target.</w:t>
+      </w:r>
+    </w:p>
+    <w:p>
+      <w:pPr>
+        <w:spacing w:after="60" w:before="0"/>
+      </w:pPr>
+      <w:r>
+        <w:rPr>
+          <w:rFonts w:ascii="Arial" w:cs="Arial" w:eastAsia="Arial" w:hAnsi="Arial"/>
+          <w:color w:val="000000"/>
+          <w:sz w:val="22"/>
+          <w:szCs w:val="22"/>
+        </w:rPr>
+        <w:t xml:space="preserve"/>
+      </w:r>
+    </w:p>
+    <w:p>
+      <w:pPr>
+        <w:pStyle w:val="Heading3"/>
+        <w:spacing w:after="80" w:before="240"/>
+      </w:pPr>
+      <w:r>
+        <w:rPr>
+          <w:rFonts w:ascii="Arial" w:cs="Arial" w:eastAsia="Arial" w:hAnsi="Arial"/>
+          <w:b/>
+          <w:bCs/>
+          <w:color w:val="4B5090"/>
+          <w:sz w:val="24"/>
+          <w:szCs w:val="24"/>
+        </w:rPr>
+        <w:t xml:space="preserve">Linking a backup file</w:t>
+      </w:r>
+    </w:p>
+    <w:p>
+      <w:pPr>
+        <w:spacing w:after="120" w:before="60"/>
+      </w:pPr>
+      <w:r>
+        <w:rPr>
+          <w:rFonts w:ascii="Arial" w:cs="Arial" w:eastAsia="Arial" w:hAnsi="Arial"/>
+          <w:color w:val="000000"/>
+          <w:sz w:val="22"/>
+          <w:szCs w:val="22"/>
+        </w:rPr>
+        <w:t xml:space="preserve">Click </w:t>
+      </w:r>
+      <w:r>
+        <w:rPr>
+          <w:rFonts w:ascii="Arial" w:cs="Arial" w:eastAsia="Arial" w:hAnsi="Arial"/>
+          <w:b/>
+          <w:bCs/>
+          <w:color w:val="000000"/>
+        </w:rPr>
+        <w:t xml:space="preserve">🔗 Link backup file</w:t>
+      </w:r>
+      <w:r>
+        <w:rPr>
+          <w:rFonts w:ascii="Arial" w:cs="Arial" w:eastAsia="Arial" w:hAnsi="Arial"/>
+          <w:color w:val="000000"/>
+          <w:sz w:val="22"/>
+          <w:szCs w:val="22"/>
+        </w:rPr>
+        <w:t xml:space="preserve">. A Save File picker opens — choose a folder and filename (default: </w:t>
+      </w:r>
+      <w:r>
+        <w:rPr>
+          <w:rFonts w:ascii="Arial" w:cs="Arial" w:eastAsia="Arial" w:hAnsi="Arial"/>
+          <w:i/>
+          <w:iCs/>
+          <w:color w:val="6B6B66"/>
+        </w:rPr>
+        <w:t xml:space="preserve">easy-time-tracker-backup.json</w:t>
+      </w:r>
+      <w:r>
+        <w:rPr>
+          <w:rFonts w:ascii="Arial" w:cs="Arial" w:eastAsia="Arial" w:hAnsi="Arial"/>
+          <w:color w:val="000000"/>
+          <w:sz w:val="22"/>
+          <w:szCs w:val="22"/>
+        </w:rPr>
+        <w:t xml:space="preserve">). The current state is written immediately. From that point forward, the app automatically saves to the file 2 seconds after any data change.</w:t>
+      </w:r>
+    </w:p>
+    <w:p>
+      <w:pPr>
+        <w:spacing w:after="60" w:before="0"/>
+      </w:pPr>
+      <w:r>
+        <w:rPr>
+          <w:rFonts w:ascii="Arial" w:cs="Arial" w:eastAsia="Arial" w:hAnsi="Arial"/>
+          <w:color w:val="000000"/>
+          <w:sz w:val="22"/>
+          <w:szCs w:val="22"/>
+        </w:rPr>
+        <w:t xml:space="preserve"/>
+      </w:r>
+    </w:p>
+    <w:p>
+      <w:pPr>
+        <w:pStyle w:val="Heading3"/>
+        <w:spacing w:after="80" w:before="240"/>
+      </w:pPr>
+      <w:r>
+        <w:rPr>
+          <w:rFonts w:ascii="Arial" w:cs="Arial" w:eastAsia="Arial" w:hAnsi="Arial"/>
+          <w:b/>
+          <w:bCs/>
+          <w:color w:val="4B5090"/>
+          <w:sz w:val="24"/>
+          <w:szCs w:val="24"/>
+        </w:rPr>
+        <w:t xml:space="preserve">Backup section states</w:t>
+      </w:r>
+    </w:p>
+    <w:p>
+      <w:pPr>
+        <w:spacing w:after="60" w:before="0"/>
+      </w:pPr>
+      <w:r>
+        <w:rPr>
+          <w:rFonts w:ascii="Arial" w:cs="Arial" w:eastAsia="Arial" w:hAnsi="Arial"/>
+          <w:color w:val="000000"/>
+          <w:sz w:val="22"/>
+          <w:szCs w:val="22"/>
+        </w:rPr>
+        <w:t xml:space="preserve"/>
+      </w:r>
+    </w:p>
+    <w:tbl>
+      <w:tblPr>
+        <w:tblW w:type="dxa" w:w="10080"/>
+        <w:tblBorders>
+          <w:top w:val="single" w:color="auto" w:sz="4"/>
+          <w:left w:val="single" w:color="auto" w:sz="4"/>
+          <w:bottom w:val="single" w:color="auto" w:sz="4"/>
+          <w:right w:val="single" w:color="auto" w:sz="4"/>
+          <w:insideH w:val="single" w:color="auto" w:sz="4"/>
+          <w:insideV w:val="single" w:color="auto" w:sz="4"/>
+        </w:tblBorders>
+      </w:tblPr>
+      <w:tblGrid>
+        <w:gridCol w:w="2700"/>
+        <w:gridCol w:w="7380"/>
+      </w:tblGrid>
+      <w:tr>
+        <w:trPr>
+          <w:tblHeader/>
+        </w:trPr>
+        <w:tc>
+          <w:tcPr>
+            <w:tcW w:type="dxa" w:w="2700"/>
+            <w:tcBorders>
+              <w:top w:val="single" w:color="CCCCCC" w:sz="4"/>
+              <w:left w:val="single" w:color="CCCCCC" w:sz="4"/>
+              <w:bottom w:val="single" w:color="CCCCCC" w:sz="4"/>
+              <w:right w:val="single" w:color="CCCCCC" w:sz="4"/>
+            </w:tcBorders>
+            <w:shd w:fill="191E5E" w:val="clear"/>
+            <w:tcMar>
+              <w:top w:type="dxa" w:w="80"/>
+              <w:left w:type="dxa" w:w="120"/>
+              <w:bottom w:type="dxa" w:w="80"/>
+              <w:right w:type="dxa" w:w="120"/>
+            </w:tcMar>
+            <w:vAlign w:val="center"/>
+          </w:tcPr>
+          <w:p>
+            <w:pPr>
+              <w:spacing w:after="0" w:before="0"/>
+            </w:pPr>
+            <w:r>
+              <w:rPr>
+                <w:rFonts w:ascii="Arial" w:cs="Arial" w:eastAsia="Arial" w:hAnsi="Arial"/>
+                <w:b/>
+                <w:bCs/>
+                <w:color w:val="FFFFFF"/>
+                <w:sz w:val="18"/>
+                <w:szCs w:val="18"/>
+              </w:rPr>
+              <w:t xml:space="preserve">State</w:t>
+            </w:r>
+          </w:p>
+        </w:tc>
+        <w:tc>
+          <w:tcPr>
+            <w:tcW w:type="dxa" w:w="7380"/>
+            <w:tcBorders>
+              <w:top w:val="single" w:color="CCCCCC" w:sz="4"/>
+              <w:left w:val="single" w:color="CCCCCC" w:sz="4"/>
+              <w:bottom w:val="single" w:color="CCCCCC" w:sz="4"/>
+              <w:right w:val="single" w:color="CCCCCC" w:sz="4"/>
+            </w:tcBorders>
+            <w:shd w:fill="191E5E" w:val="clear"/>
+            <w:tcMar>
+              <w:top w:type="dxa" w:w="80"/>
+              <w:left w:type="dxa" w:w="120"/>
+              <w:bottom w:type="dxa" w:w="80"/>
+              <w:right w:type="dxa" w:w="120"/>
+            </w:tcMar>
+            <w:vAlign w:val="center"/>
+          </w:tcPr>
+          <w:p>
+            <w:pPr>
+              <w:spacing w:after="0" w:before="0"/>
+            </w:pPr>
+            <w:r>
+              <w:rPr>
+                <w:rFonts w:ascii="Arial" w:cs="Arial" w:eastAsia="Arial" w:hAnsi="Arial"/>
+                <w:b/>
+                <w:bCs/>
+                <w:color w:val="FFFFFF"/>
+                <w:sz w:val="18"/>
+                <w:szCs w:val="18"/>
+              </w:rPr>
+              <w:t xml:space="preserve">What you see</w:t>
+            </w:r>
+          </w:p>
+        </w:tc>
+      </w:tr>
+      <w:tr>
+        <w:tc>
+          <w:tcPr>
+            <w:tcW w:type="dxa" w:w="2700"/>
+            <w:tcBorders>
+              <w:top w:val="single" w:color="CCCCCC" w:sz="4"/>
+              <w:left w:val="single" w:color="CCCCCC" w:sz="4"/>
+              <w:bottom w:val="single" w:color="CCCCCC" w:sz="4"/>
+              <w:right w:val="single" w:color="CCCCCC" w:sz="4"/>
+            </w:tcBorders>
+            <w:shd w:fill="FFFFFF" w:val="clear"/>
+            <w:tcMar>
+              <w:top w:type="dxa" w:w="80"/>
+              <w:left w:type="dxa" w:w="120"/>
+              <w:bottom w:type="dxa" w:w="80"/>
+              <w:right w:type="dxa" w:w="120"/>
+            </w:tcMar>
+            <w:vAlign w:val="center"/>
+          </w:tcPr>
+          <w:p>
+            <w:pPr>
+              <w:spacing w:after="0" w:before="0"/>
+            </w:pPr>
+            <w:r>
+              <w:rPr>
+                <w:rFonts w:ascii="Arial" w:cs="Arial" w:eastAsia="Arial" w:hAnsi="Arial"/>
+                <w:b w:val="false"/>
+                <w:bCs w:val="false"/>
+                <w:color w:val="000000"/>
+                <w:sz w:val="18"/>
+                <w:szCs w:val="18"/>
+              </w:rPr>
+              <w:t xml:space="preserve">Not linked</w:t>
+            </w:r>
+          </w:p>
+        </w:tc>
+        <w:tc>
+          <w:tcPr>
+            <w:tcW w:type="dxa" w:w="7380"/>
+            <w:tcBorders>
+              <w:top w:val="single" w:color="CCCCCC" w:sz="4"/>
+              <w:left w:val="single" w:color="CCCCCC" w:sz="4"/>
+              <w:bottom w:val="single" w:color="CCCCCC" w:sz="4"/>
+              <w:right w:val="single" w:color="CCCCCC" w:sz="4"/>
+            </w:tcBorders>
+            <w:shd w:fill="FFFFFF" w:val="clear"/>
+            <w:tcMar>
+              <w:top w:type="dxa" w:w="80"/>
+              <w:left w:type="dxa" w:w="120"/>
+              <w:bottom w:type="dxa" w:w="80"/>
+              <w:right w:type="dxa" w:w="120"/>
+            </w:tcMar>
+            <w:vAlign w:val="center"/>
+          </w:tcPr>
+          <w:p>
+            <w:pPr>
+              <w:spacing w:after="0" w:before="0"/>
+            </w:pPr>
+            <w:r>
+              <w:rPr>
+                <w:rFonts w:ascii="Arial" w:cs="Arial" w:eastAsia="Arial" w:hAnsi="Arial"/>
+                <w:b w:val="false"/>
+                <w:bCs w:val="false"/>
+                <w:color w:val="000000"/>
+                <w:sz w:val="18"/>
+                <w:szCs w:val="18"/>
+              </w:rPr>
+              <w:t xml:space="preserve">Description and Link backup file button</w:t>
+            </w:r>
+          </w:p>
+        </w:tc>
+      </w:tr>
+      <w:tr>
+        <w:tc>
+          <w:tcPr>
+            <w:tcW w:type="dxa" w:w="2700"/>
+            <w:tcBorders>
+              <w:top w:val="single" w:color="CCCCCC" w:sz="4"/>
+              <w:left w:val="single" w:color="CCCCCC" w:sz="4"/>
+              <w:bottom w:val="single" w:color="CCCCCC" w:sz="4"/>
+              <w:right w:val="single" w:color="CCCCCC" w:sz="4"/>
+            </w:tcBorders>
+            <w:shd w:fill="F2F3F9" w:val="clear"/>
+            <w:tcMar>
+              <w:top w:type="dxa" w:w="80"/>
+              <w:left w:type="dxa" w:w="120"/>
+              <w:bottom w:type="dxa" w:w="80"/>
+              <w:right w:type="dxa" w:w="120"/>
+            </w:tcMar>
+            <w:vAlign w:val="center"/>
+          </w:tcPr>
+          <w:p>
+            <w:pPr>
+              <w:spacing w:after="0" w:before="0"/>
+            </w:pPr>
+            <w:r>
+              <w:rPr>
+                <w:rFonts w:ascii="Arial" w:cs="Arial" w:eastAsia="Arial" w:hAnsi="Arial"/>
+                <w:b w:val="false"/>
+                <w:bCs w:val="false"/>
+                <w:color w:val="000000"/>
+                <w:sz w:val="18"/>
+                <w:szCs w:val="18"/>
+              </w:rPr>
+              <w:t xml:space="preserve">Linked — permission granted</w:t>
+            </w:r>
+          </w:p>
+        </w:tc>
+        <w:tc>
+          <w:tcPr>
+            <w:tcW w:type="dxa" w:w="7380"/>
+            <w:tcBorders>
+              <w:top w:val="single" w:color="CCCCCC" w:sz="4"/>
+              <w:left w:val="single" w:color="CCCCCC" w:sz="4"/>
+              <w:bottom w:val="single" w:color="CCCCCC" w:sz="4"/>
+              <w:right w:val="single" w:color="CCCCCC" w:sz="4"/>
+            </w:tcBorders>
+            <w:shd w:fill="F2F3F9" w:val="clear"/>
+            <w:tcMar>
+              <w:top w:type="dxa" w:w="80"/>
+              <w:left w:type="dxa" w:w="120"/>
+              <w:bottom w:type="dxa" w:w="80"/>
+              <w:right w:type="dxa" w:w="120"/>
+            </w:tcMar>
+            <w:vAlign w:val="center"/>
+          </w:tcPr>
+          <w:p>
+            <w:pPr>
+              <w:spacing w:after="0" w:before="0"/>
+            </w:pPr>
+            <w:r>
+              <w:rPr>
+                <w:rFonts w:ascii="Arial" w:cs="Arial" w:eastAsia="Arial" w:hAnsi="Arial"/>
+                <w:b w:val="false"/>
+                <w:bCs w:val="false"/>
+                <w:color w:val="000000"/>
+                <w:sz w:val="18"/>
+                <w:szCs w:val="18"/>
+              </w:rPr>
+              <w:t xml:space="preserve">✓ filename, last saved time, Save now / Restore / Unlink buttons</w:t>
+            </w:r>
+          </w:p>
+        </w:tc>
+      </w:tr>
+      <w:tr>
+        <w:tc>
+          <w:tcPr>
+            <w:tcW w:type="dxa" w:w="2700"/>
+            <w:tcBorders>
+              <w:top w:val="single" w:color="CCCCCC" w:sz="4"/>
+              <w:left w:val="single" w:color="CCCCCC" w:sz="4"/>
+              <w:bottom w:val="single" w:color="CCCCCC" w:sz="4"/>
+              <w:right w:val="single" w:color="CCCCCC" w:sz="4"/>
+            </w:tcBorders>
+            <w:shd w:fill="FFFFFF" w:val="clear"/>
+            <w:tcMar>
+              <w:top w:type="dxa" w:w="80"/>
+              <w:left w:type="dxa" w:w="120"/>
+              <w:bottom w:type="dxa" w:w="80"/>
+              <w:right w:type="dxa" w:w="120"/>
+            </w:tcMar>
+            <w:vAlign w:val="center"/>
+          </w:tcPr>
+          <w:p>
+            <w:pPr>
+              <w:spacing w:after="0" w:before="0"/>
+            </w:pPr>
+            <w:r>
+              <w:rPr>
+                <w:rFonts w:ascii="Arial" w:cs="Arial" w:eastAsia="Arial" w:hAnsi="Arial"/>
+                <w:b w:val="false"/>
+                <w:bCs w:val="false"/>
+                <w:color w:val="000000"/>
+                <w:sz w:val="18"/>
+                <w:szCs w:val="18"/>
+              </w:rPr>
+              <w:t xml:space="preserve">Linked — reconnect needed</w:t>
+            </w:r>
+          </w:p>
+        </w:tc>
+        <w:tc>
+          <w:tcPr>
+            <w:tcW w:type="dxa" w:w="7380"/>
+            <w:tcBorders>
+              <w:top w:val="single" w:color="CCCCCC" w:sz="4"/>
+              <w:left w:val="single" w:color="CCCCCC" w:sz="4"/>
+              <w:bottom w:val="single" w:color="CCCCCC" w:sz="4"/>
+              <w:right w:val="single" w:color="CCCCCC" w:sz="4"/>
+            </w:tcBorders>
+            <w:shd w:fill="FFFFFF" w:val="clear"/>
+            <w:tcMar>
+              <w:top w:type="dxa" w:w="80"/>
+              <w:left w:type="dxa" w:w="120"/>
+              <w:bottom w:type="dxa" w:w="80"/>
+              <w:right w:type="dxa" w:w="120"/>
+            </w:tcMar>
+            <w:vAlign w:val="center"/>
+          </w:tcPr>
+          <w:p>
+            <w:pPr>
+              <w:spacing w:after="0" w:before="0"/>
+            </w:pPr>
+            <w:r>
+              <w:rPr>
+                <w:rFonts w:ascii="Arial" w:cs="Arial" w:eastAsia="Arial" w:hAnsi="Arial"/>
+                <w:b w:val="false"/>
+                <w:bCs w:val="false"/>
+                <w:color w:val="000000"/>
+                <w:sz w:val="18"/>
+                <w:szCs w:val="18"/>
+              </w:rPr>
+              <w:t xml:space="preserve">⚠ filename, Reconnect button (browsers revoke write access on reload; one click re-grants it)</w:t>
+            </w:r>
+          </w:p>
+        </w:tc>
+      </w:tr>
+      <w:tr>
+        <w:tc>
+          <w:tcPr>
+            <w:tcW w:type="dxa" w:w="2700"/>
+            <w:tcBorders>
+              <w:top w:val="single" w:color="CCCCCC" w:sz="4"/>
+              <w:left w:val="single" w:color="CCCCCC" w:sz="4"/>
+              <w:bottom w:val="single" w:color="CCCCCC" w:sz="4"/>
+              <w:right w:val="single" w:color="CCCCCC" w:sz="4"/>
+            </w:tcBorders>
+            <w:shd w:fill="F2F3F9" w:val="clear"/>
+            <w:tcMar>
+              <w:top w:type="dxa" w:w="80"/>
+              <w:left w:type="dxa" w:w="120"/>
+              <w:bottom w:type="dxa" w:w="80"/>
+              <w:right w:type="dxa" w:w="120"/>
+            </w:tcMar>
+            <w:vAlign w:val="center"/>
+          </w:tcPr>
+          <w:p>
+            <w:pPr>
+              <w:spacing w:after="0" w:before="0"/>
+            </w:pPr>
+            <w:r>
+              <w:rPr>
+                <w:rFonts w:ascii="Arial" w:cs="Arial" w:eastAsia="Arial" w:hAnsi="Arial"/>
+                <w:b w:val="false"/>
+                <w:bCs w:val="false"/>
+                <w:color w:val="000000"/>
+                <w:sz w:val="18"/>
+                <w:szCs w:val="18"/>
+              </w:rPr>
+              <w:t xml:space="preserve">Browser not supported</w:t>
+            </w:r>
+          </w:p>
+        </w:tc>
+        <w:tc>
+          <w:tcPr>
+            <w:tcW w:type="dxa" w:w="7380"/>
+            <w:tcBorders>
+              <w:top w:val="single" w:color="CCCCCC" w:sz="4"/>
+              <w:left w:val="single" w:color="CCCCCC" w:sz="4"/>
+              <w:bottom w:val="single" w:color="CCCCCC" w:sz="4"/>
+              <w:right w:val="single" w:color="CCCCCC" w:sz="4"/>
+            </w:tcBorders>
+            <w:shd w:fill="F2F3F9" w:val="clear"/>
+            <w:tcMar>
+              <w:top w:type="dxa" w:w="80"/>
+              <w:left w:type="dxa" w:w="120"/>
+              <w:bottom w:type="dxa" w:w="80"/>
+              <w:right w:type="dxa" w:w="120"/>
+            </w:tcMar>
+            <w:vAlign w:val="center"/>
+          </w:tcPr>
+          <w:p>
+            <w:pPr>
+              <w:spacing w:after="0" w:before="0"/>
+            </w:pPr>
+            <w:r>
+              <w:rPr>
+                <w:rFonts w:ascii="Arial" w:cs="Arial" w:eastAsia="Arial" w:hAnsi="Arial"/>
+                <w:b w:val="false"/>
+                <w:bCs w:val="false"/>
+                <w:color w:val="000000"/>
+                <w:sz w:val="18"/>
+                <w:szCs w:val="18"/>
+              </w:rPr>
+              <w:t xml:space="preserve">Message: Requires Chrome or Edge</w:t>
+            </w:r>
+          </w:p>
+        </w:tc>
+      </w:tr>
+    </w:tbl>
+    <w:p>
+      <w:pPr>
+        <w:spacing w:after="60" w:before="0"/>
+      </w:pPr>
+      <w:r>
+        <w:rPr>
+          <w:rFonts w:ascii="Arial" w:cs="Arial" w:eastAsia="Arial" w:hAnsi="Arial"/>
+          <w:color w:val="000000"/>
+          <w:sz w:val="22"/>
+          <w:szCs w:val="22"/>
+        </w:rPr>
+        <w:t xml:space="preserve"/>
+      </w:r>
+    </w:p>
+    <w:p>
+      <w:pPr>
+        <w:pStyle w:val="Heading3"/>
+        <w:spacing w:after="80" w:before="240"/>
+      </w:pPr>
+      <w:r>
+        <w:rPr>
+          <w:rFonts w:ascii="Arial" w:cs="Arial" w:eastAsia="Arial" w:hAnsi="Arial"/>
+          <w:b/>
+          <w:bCs/>
+          <w:color w:val="4B5090"/>
+          <w:sz w:val="24"/>
+          <w:szCs w:val="24"/>
+        </w:rPr>
+        <w:t xml:space="preserve">Restoring from backup</w:t>
+      </w:r>
+    </w:p>
+    <w:p>
+      <w:pPr>
+        <w:spacing w:after="120" w:before="60"/>
+      </w:pPr>
+      <w:r>
+        <w:rPr>
+          <w:rFonts w:ascii="Arial" w:cs="Arial" w:eastAsia="Arial" w:hAnsi="Arial"/>
+          <w:color w:val="000000"/>
+          <w:sz w:val="22"/>
+          <w:szCs w:val="22"/>
+        </w:rPr>
+        <w:t xml:space="preserve">Click </w:t>
+      </w:r>
+      <w:r>
+        <w:rPr>
+          <w:rFonts w:ascii="Arial" w:cs="Arial" w:eastAsia="Arial" w:hAnsi="Arial"/>
+          <w:b/>
+          <w:bCs/>
+          <w:color w:val="000000"/>
+        </w:rPr>
+        <w:t xml:space="preserve">Restore</w:t>
+      </w:r>
+      <w:r>
+        <w:rPr>
+          <w:rFonts w:ascii="Arial" w:cs="Arial" w:eastAsia="Arial" w:hAnsi="Arial"/>
+          <w:color w:val="000000"/>
+          <w:sz w:val="22"/>
+          <w:szCs w:val="22"/>
+        </w:rPr>
+        <w:t xml:space="preserve"> in the Backup section, or click </w:t>
+      </w:r>
+      <w:r>
+        <w:rPr>
+          <w:rFonts w:ascii="Arial" w:cs="Arial" w:eastAsia="Arial" w:hAnsi="Arial"/>
+          <w:b/>
+          <w:bCs/>
+          <w:color w:val="000000"/>
+        </w:rPr>
+        <w:t xml:space="preserve">Restore</w:t>
+      </w:r>
+      <w:r>
+        <w:rPr>
+          <w:rFonts w:ascii="Arial" w:cs="Arial" w:eastAsia="Arial" w:hAnsi="Arial"/>
+          <w:color w:val="000000"/>
+          <w:sz w:val="22"/>
+          <w:szCs w:val="22"/>
+        </w:rPr>
+        <w:t xml:space="preserve"> on the amber banner that appears at the top of the app when localStorage is empty but a backup file is linked. The app reads the file, restores all data, and shows a confirmation with the entry count and the backup’s save timestamp.</w:t>
+      </w:r>
+    </w:p>
+    <w:p>
+      <w:pPr>
+        <w:spacing w:after="60" w:before="0"/>
+      </w:pPr>
+      <w:r>
+        <w:rPr>
+          <w:rFonts w:ascii="Arial" w:cs="Arial" w:eastAsia="Arial" w:hAnsi="Arial"/>
+          <w:color w:val="000000"/>
+          <w:sz w:val="22"/>
+          <w:szCs w:val="22"/>
+        </w:rPr>
+        <w:t xml:space="preserve"/>
+      </w:r>
+    </w:p>
+    <w:p>
+      <w:pPr>
+        <w:pBdr>
+          <w:top w:val="single" w:color="1A8C6F" w:sz="4" w:space="4"/>
+          <w:left w:val="single" w:color="1A8C6F" w:sz="12" w:space="8"/>
+          <w:bottom w:val="single" w:color="1A8C6F" w:sz="4" w:space="4"/>
+          <w:right w:val="nil"/>
+        </w:pBdr>
+        <w:shd w:fill="F2F3F9" w:val="clear"/>
+        <w:spacing w:after="80" w:before="80"/>
+        <w:ind w:left="300" w:right="300"/>
+      </w:pPr>
+      <w:r>
+        <w:rPr>
+          <w:rFonts w:ascii="Arial" w:cs="Arial" w:eastAsia="Arial" w:hAnsi="Arial"/>
+          <w:b/>
+          <w:bCs/>
+          <w:color w:val="1A8C6F"/>
+          <w:sz w:val="20"/>
+          <w:szCs w:val="20"/>
+        </w:rPr>
+        <w:t xml:space="preserve">Note  </w:t>
+      </w:r>
+      <w:r>
+        <w:rPr>
+          <w:rFonts w:ascii="Arial" w:cs="Arial" w:eastAsia="Arial" w:hAnsi="Arial"/>
+          <w:color w:val="000000"/>
+          <w:sz w:val="20"/>
+          <w:szCs w:val="20"/>
+        </w:rPr>
+        <w:t xml:space="preserve">The backup file is a plain JSON file stored wherever you choose on your machine. You can place it in a Dropbox, iCloud, or OneDrive folder for additional protection, or keep it locally. It is readable in any text editor.</w:t>
       </w:r>
     </w:p>
     <w:p>
@@ -6072,7 +6734,52 @@
           <w:sz w:val="28"/>
           <w:szCs w:val="28"/>
         </w:rPr>
-        <w:t xml:space="preserve">7.2  Targets</w:t>
+        <w:t xml:space="preserve">7.2  Appearance — Dark Mode</w:t>
+      </w:r>
+    </w:p>
+    <w:p>
+      <w:pPr>
+        <w:spacing w:after="120" w:before="60"/>
+      </w:pPr>
+      <w:r>
+        <w:rPr>
+          <w:rFonts w:ascii="Arial" w:cs="Arial" w:eastAsia="Arial" w:hAnsi="Arial"/>
+          <w:color w:val="000000"/>
+          <w:sz w:val="22"/>
+          <w:szCs w:val="22"/>
+        </w:rPr>
+        <w:t xml:space="preserve">Toggle dark mode. Follows OS preference on first load; persists across sessions.</w:t>
+      </w:r>
+    </w:p>
+    <w:p>
+      <w:pPr>
+        <w:spacing w:after="60" w:before="0"/>
+      </w:pPr>
+      <w:r>
+        <w:rPr>
+          <w:rFonts w:ascii="Arial" w:cs="Arial" w:eastAsia="Arial" w:hAnsi="Arial"/>
+          <w:color w:val="000000"/>
+          <w:sz w:val="22"/>
+          <w:szCs w:val="22"/>
+        </w:rPr>
+        <w:t xml:space="preserve"/>
+      </w:r>
+    </w:p>
+    <w:p>
+      <w:pPr>
+        <w:pStyle w:val="Heading2"/>
+        <w:spacing w:after="120" w:before="320"/>
+      </w:pPr>
+      <w:r>
+        <w:rPr>
+          <w:rFonts w:ascii="Arial" w:cs="Arial" w:eastAsia="Arial" w:hAnsi="Arial"/>
+          <w:b/>
+          <w:bCs/>
+          <w:color w:val="191E5E"/>
+          <w:sz w:val="28"/>
+          <w:szCs w:val="28"/>
+        </w:rPr>
+        <w:t xml:space="preserve">7.3  Targets</w:t>
       </w:r>
     </w:p>
     <w:p>
@@ -6179,7 +6886,7 @@
           <w:sz w:val="28"/>
           <w:szCs w:val="28"/>
         </w:rPr>
-        <w:t xml:space="preserve">7.3  Projects</w:t>
+        <w:t xml:space="preserve">7.4  Projects</w:t>
       </w:r>
     </w:p>
     <w:p>
@@ -6786,7 +7493,7 @@
                 <w:sz w:val="18"/>
                 <w:szCs w:val="18"/>
               </w:rPr>
-              <w:t xml:space="preserve">Current or previous week; clears on Reset Week for that week</w:t>
+              <w:t xml:space="preserve">Per week; clears on Reset Week for that week</w:t>
             </w:r>
           </w:p>
         </w:tc>
@@ -6931,6 +7638,78 @@
                 <w:szCs w:val="18"/>
               </w:rPr>
               <w:t xml:space="preserve">Indefinitely</w:t>
+            </w:r>
+          </w:p>
+        </w:tc>
+      </w:tr>
+      <w:tr>
+        <w:tc>
+          <w:tcPr>
+            <w:tcW w:type="dxa" w:w="3600"/>
+            <w:tcBorders>
+              <w:top w:val="single" w:color="CCCCCC" w:sz="4"/>
+              <w:left w:val="single" w:color="CCCCCC" w:sz="4"/>
+              <w:bottom w:val="single" w:color="CCCCCC" w:sz="4"/>
+              <w:right w:val="single" w:color="CCCCCC" w:sz="4"/>
+            </w:tcBorders>
+            <w:shd w:fill="FFFFFF" w:val="clear"/>
+            <w:tcMar>
+              <w:top w:type="dxa" w:w="80"/>
+              <w:left w:type="dxa" w:w="120"/>
+              <w:bottom w:type="dxa" w:w="80"/>
+              <w:right w:type="dxa" w:w="120"/>
+            </w:tcMar>
+            <w:vAlign w:val="center"/>
+          </w:tcPr>
+          <w:p>
+            <w:pPr>
+              <w:spacing w:after="0" w:before="0"/>
+            </w:pPr>
+            <w:r>
+              <w:rPr>
+                <w:rFonts w:ascii="Arial" w:cs="Arial" w:eastAsia="Arial" w:hAnsi="Arial"/>
+                <w:b w:val="false"/>
+                <w:bCs w:val="false"/>
+                <w:color w:val="000000"/>
+                <w:sz w:val="18"/>
+                <w:szCs w:val="18"/>
+              </w:rPr>
+              <w:t xml:space="preserve">File backup (optional)</w:t>
+            </w:r>
+          </w:p>
+        </w:tc>
+        <w:tc>
+          <w:tcPr>
+            <w:tcW w:type="dxa" w:w="6480"/>
+            <w:tcBorders>
+              <w:top w:val="single" w:color="CCCCCC" w:sz="4"/>
+              <w:left w:val="single" w:color="CCCCCC" w:sz="4"/>
+              <w:bottom w:val="single" w:color="CCCCCC" w:sz="4"/>
+              <w:right w:val="single" w:color="CCCCCC" w:sz="4"/>
+            </w:tcBorders>
+            <w:shd w:fill="FFFFFF" w:val="clear"/>
+            <w:tcMar>
+              <w:top w:type="dxa" w:w="80"/>
+              <w:left w:type="dxa" w:w="120"/>
+              <w:bottom w:type="dxa" w:w="80"/>
+              <w:right w:type="dxa" w:w="120"/>
+            </w:tcMar>
+            <w:vAlign w:val="center"/>
+          </w:tcPr>
+          <w:p>
+            <w:pPr>
+              <w:spacing w:after="0" w:before="0"/>
+            </w:pPr>
+            <w:r>
+              <w:rPr>
+                <w:rFonts w:ascii="Arial" w:cs="Arial" w:eastAsia="Arial" w:hAnsi="Arial"/>
+                <w:b w:val="false"/>
+                <w:bCs w:val="false"/>
+                <w:color w:val="000000"/>
+                <w:sz w:val="18"/>
+                <w:szCs w:val="18"/>
+              </w:rPr>
+              <w:t xml:space="preserve">Until you unlink or delete the file; survives browser history clears</w:t>
             </w:r>
           </w:p>
         </w:tc>
@@ -6964,7 +7743,7 @@
           <w:sz w:val="28"/>
           <w:szCs w:val="28"/>
         </w:rPr>
-        <w:t xml:space="preserve">8.3  Auto-Refresh on Deploy</w:t>
+        <w:t xml:space="preserve">8.3  File System Backup</w:t>
       </w:r>
     </w:p>
     <w:p>
@@ -6978,7 +7757,7 @@
           <w:sz w:val="22"/>
           <w:szCs w:val="22"/>
         </w:rPr>
-        <w:t xml:space="preserve">The service worker uses a network-first strategy for the main HTML document. When a new version is deployed to the hosting server, the next page visit automatically fetches the updated files. If the service worker itself is updated, the page reloads silently to activate the new version — no force-refresh required.</w:t>
+        <w:t xml:space="preserve">The File System Access API backup (Chrome / Edge only) links a local JSON file as an automatic backup target. Once linked, the app writes your full state to the file 2 seconds after any data change — silently, without blocking the UI.</w:t>
       </w:r>
     </w:p>
     <w:p>
@@ -6997,23 +7776,6 @@
     </w:p>
     <w:p>
       <w:pPr>
-        <w:pStyle w:val="Heading2"/>
-        <w:spacing w:after="120" w:before="320"/>
-      </w:pPr>
-      <w:r>
-        <w:rPr>
-          <w:rFonts w:ascii="Arial" w:cs="Arial" w:eastAsia="Arial" w:hAnsi="Arial"/>
-          <w:b/>
-          <w:bCs/>
-          <w:color w:val="191E5E"/>
-          <w:sz w:val="28"/>
-          <w:szCs w:val="28"/>
-        </w:rPr>
-        <w:t xml:space="preserve">8.4  Timer State Restore</w:t>
-      </w:r>
-    </w:p>
-    <w:p>
-      <w:pPr>
         <w:spacing w:after="120" w:before="60"/>
       </w:pPr>
       <w:r>
@@ -7023,7 +7785,99 @@
           <w:sz w:val="22"/>
           <w:szCs w:val="22"/>
         </w:rPr>
-        <w:t xml:space="preserve">Timer state is written to a separate localStorage key on every state change. On next load, timers with saved state restore to paused with accumulated time intact, including elapsed time while the page was closed.</w:t>
+        <w:t xml:space="preserve">To link a file: open Settings, go to </w:t>
+      </w:r>
+      <w:r>
+        <w:rPr>
+          <w:rFonts w:ascii="Arial" w:cs="Arial" w:eastAsia="Arial" w:hAnsi="Arial"/>
+          <w:b/>
+          <w:bCs/>
+          <w:color w:val="000000"/>
+        </w:rPr>
+        <w:t xml:space="preserve">Backup</w:t>
+      </w:r>
+      <w:r>
+        <w:rPr>
+          <w:rFonts w:ascii="Arial" w:cs="Arial" w:eastAsia="Arial" w:hAnsi="Arial"/>
+          <w:color w:val="000000"/>
+          <w:sz w:val="22"/>
+          <w:szCs w:val="22"/>
+        </w:rPr>
+        <w:t xml:space="preserve">, and click </w:t>
+      </w:r>
+      <w:r>
+        <w:rPr>
+          <w:rFonts w:ascii="Arial" w:cs="Arial" w:eastAsia="Arial" w:hAnsi="Arial"/>
+          <w:b/>
+          <w:bCs/>
+          <w:color w:val="000000"/>
+        </w:rPr>
+        <w:t xml:space="preserve">🔗 Link backup file</w:t>
+      </w:r>
+      <w:r>
+        <w:rPr>
+          <w:rFonts w:ascii="Arial" w:cs="Arial" w:eastAsia="Arial" w:hAnsi="Arial"/>
+          <w:color w:val="000000"/>
+          <w:sz w:val="22"/>
+          <w:szCs w:val="22"/>
+        </w:rPr>
+        <w:t xml:space="preserve">. A Save File picker opens — choose a folder and filename. The current state is written immediately.</w:t>
+      </w:r>
+    </w:p>
+    <w:p>
+      <w:pPr>
+        <w:spacing w:after="60" w:before="0"/>
+      </w:pPr>
+      <w:r>
+        <w:rPr>
+          <w:rFonts w:ascii="Arial" w:cs="Arial" w:eastAsia="Arial" w:hAnsi="Arial"/>
+          <w:color w:val="000000"/>
+          <w:sz w:val="22"/>
+          <w:szCs w:val="22"/>
+        </w:rPr>
+        <w:t xml:space="preserve"/>
+      </w:r>
+    </w:p>
+    <w:p>
+      <w:pPr>
+        <w:spacing w:after="120" w:before="60"/>
+      </w:pPr>
+      <w:r>
+        <w:rPr>
+          <w:rFonts w:ascii="Arial" w:cs="Arial" w:eastAsia="Arial" w:hAnsi="Arial"/>
+          <w:color w:val="000000"/>
+          <w:sz w:val="22"/>
+          <w:szCs w:val="22"/>
+        </w:rPr>
+        <w:t xml:space="preserve">If localStorage is cleared (browser history clear, device change, or reinstall), a restore banner appears on next load. Clicking Restore reads the backup file and returns the app to its previous state, including the entry count and the timestamp of the last backup.</w:t>
+      </w:r>
+    </w:p>
+    <w:p>
+      <w:pPr>
+        <w:spacing w:after="60" w:before="0"/>
+      </w:pPr>
+      <w:r>
+        <w:rPr>
+          <w:rFonts w:ascii="Arial" w:cs="Arial" w:eastAsia="Arial" w:hAnsi="Arial"/>
+          <w:color w:val="000000"/>
+          <w:sz w:val="22"/>
+          <w:szCs w:val="22"/>
+        </w:rPr>
+        <w:t xml:space="preserve"/>
+      </w:r>
+    </w:p>
+    <w:p>
+      <w:pPr>
+        <w:spacing w:after="120" w:before="60"/>
+      </w:pPr>
+      <w:r>
+        <w:rPr>
+          <w:rFonts w:ascii="Arial" w:cs="Arial" w:eastAsia="Arial" w:hAnsi="Arial"/>
+          <w:color w:val="000000"/>
+          <w:sz w:val="22"/>
+          <w:szCs w:val="22"/>
+        </w:rPr>
+        <w:t xml:space="preserve">The backup file is plain JSON. You can place it in any synced folder (Dropbox, iCloud, OneDrive) for additional redundancy, or keep it locally.</w:t>
       </w:r>
     </w:p>
     <w:p>
@@ -7070,7 +7924,7 @@
           <w:sz w:val="20"/>
           <w:szCs w:val="20"/>
         </w:rPr>
-        <w:t xml:space="preserve">Restored timers always restore as paused. Review the elapsed time and click Resume or Log as appropriate.</w:t>
+        <w:t xml:space="preserve">Browsers revoke file write access on page reload for security reasons. Open Settings → Backup and click Reconnect once per session to re-grant permission. Auto-saves are skipped until permission is reconnected.</w:t>
       </w:r>
     </w:p>
     <w:p>
@@ -7101,7 +7955,7 @@
           <w:sz w:val="28"/>
           <w:szCs w:val="28"/>
         </w:rPr>
-        <w:t xml:space="preserve">8.5  Week Rollover</w:t>
+        <w:t xml:space="preserve">8.4  Auto-Refresh on Deploy</w:t>
       </w:r>
     </w:p>
     <w:p>
@@ -7115,7 +7969,52 @@
           <w:sz w:val="22"/>
           <w:szCs w:val="22"/>
         </w:rPr>
-        <w:t xml:space="preserve">On each page load, entries older than two weeks are discarded. Task history and project settings are unaffected.</w:t>
+        <w:t xml:space="preserve">The service worker uses a network-first strategy for the main HTML document. When a new version is deployed to the hosting server, the next page visit automatically fetches the updated files. If the service worker itself is updated, the page reloads silently to activate the new version — no force-refresh required.</w:t>
+      </w:r>
+    </w:p>
+    <w:p>
+      <w:pPr>
+        <w:spacing w:after="60" w:before="0"/>
+      </w:pPr>
+      <w:r>
+        <w:rPr>
+          <w:rFonts w:ascii="Arial" w:cs="Arial" w:eastAsia="Arial" w:hAnsi="Arial"/>
+          <w:color w:val="000000"/>
+          <w:sz w:val="22"/>
+          <w:szCs w:val="22"/>
+        </w:rPr>
+        <w:t xml:space="preserve"/>
+      </w:r>
+    </w:p>
+    <w:p>
+      <w:pPr>
+        <w:pStyle w:val="Heading2"/>
+        <w:spacing w:after="120" w:before="320"/>
+      </w:pPr>
+      <w:r>
+        <w:rPr>
+          <w:rFonts w:ascii="Arial" w:cs="Arial" w:eastAsia="Arial" w:hAnsi="Arial"/>
+          <w:b/>
+          <w:bCs/>
+          <w:color w:val="191E5E"/>
+          <w:sz w:val="28"/>
+          <w:szCs w:val="28"/>
+        </w:rPr>
+        <w:t xml:space="preserve">8.5  Timer State Restore</w:t>
+      </w:r>
+    </w:p>
+    <w:p>
+      <w:pPr>
+        <w:spacing w:after="120" w:before="60"/>
+      </w:pPr>
+      <w:r>
+        <w:rPr>
+          <w:rFonts w:ascii="Arial" w:cs="Arial" w:eastAsia="Arial" w:hAnsi="Arial"/>
+          <w:color w:val="000000"/>
+          <w:sz w:val="22"/>
+          <w:szCs w:val="22"/>
+        </w:rPr>
+        <w:t xml:space="preserve">Timer state is written to a separate localStorage key on every state change. On next load, timers with saved state restore to paused with accumulated time intact, including elapsed time while the page was closed.</w:t>
       </w:r>
     </w:p>
     <w:p>
@@ -7153,7 +8052,7 @@
           <w:sz w:val="20"/>
           <w:szCs w:val="20"/>
         </w:rPr>
-        <w:t xml:space="preserve">Important  </w:t>
+        <w:t xml:space="preserve">Note  </w:t>
       </w:r>
       <w:r>
         <w:rPr>
@@ -7162,7 +8061,7 @@
           <w:sz w:val="20"/>
           <w:szCs w:val="20"/>
         </w:rPr>
-        <w:t xml:space="preserve">Export CSV before the two-week window closes if you need to retain older data.</w:t>
+        <w:t xml:space="preserve">Restored timers always restore as paused. Review the elapsed time and click Resume or Log as appropriate.</w:t>
       </w:r>
     </w:p>
     <w:p>
@@ -7193,7 +8092,99 @@
           <w:sz w:val="28"/>
           <w:szCs w:val="28"/>
         </w:rPr>
-        <w:t xml:space="preserve">8.6  Exporting and Clearing Data</w:t>
+        <w:t xml:space="preserve">8.6  Week Rollover</w:t>
+      </w:r>
+    </w:p>
+    <w:p>
+      <w:pPr>
+        <w:spacing w:after="120" w:before="60"/>
+      </w:pPr>
+      <w:r>
+        <w:rPr>
+          <w:rFonts w:ascii="Arial" w:cs="Arial" w:eastAsia="Arial" w:hAnsi="Arial"/>
+          <w:color w:val="000000"/>
+          <w:sz w:val="22"/>
+          <w:szCs w:val="22"/>
+        </w:rPr>
+        <w:t xml:space="preserve">On each page load, entries older than two weeks are discarded. Task history and project settings are unaffected.</w:t>
+      </w:r>
+    </w:p>
+    <w:p>
+      <w:pPr>
+        <w:spacing w:after="60" w:before="0"/>
+      </w:pPr>
+      <w:r>
+        <w:rPr>
+          <w:rFonts w:ascii="Arial" w:cs="Arial" w:eastAsia="Arial" w:hAnsi="Arial"/>
+          <w:color w:val="000000"/>
+          <w:sz w:val="22"/>
+          <w:szCs w:val="22"/>
+        </w:rPr>
+        <w:t xml:space="preserve"/>
+      </w:r>
+    </w:p>
+    <w:p>
+      <w:pPr>
+        <w:pBdr>
+          <w:top w:val="single" w:color="1A8C6F" w:sz="4" w:space="4"/>
+          <w:left w:val="single" w:color="1A8C6F" w:sz="12" w:space="8"/>
+          <w:bottom w:val="single" w:color="1A8C6F" w:sz="4" w:space="4"/>
+          <w:right w:val="nil"/>
+        </w:pBdr>
+        <w:shd w:fill="F2F3F9" w:val="clear"/>
+        <w:spacing w:after="80" w:before="80"/>
+        <w:ind w:left="300" w:right="300"/>
+      </w:pPr>
+      <w:r>
+        <w:rPr>
+          <w:rFonts w:ascii="Arial" w:cs="Arial" w:eastAsia="Arial" w:hAnsi="Arial"/>
+          <w:b/>
+          <w:bCs/>
+          <w:color w:val="1A8C6F"/>
+          <w:sz w:val="20"/>
+          <w:szCs w:val="20"/>
+        </w:rPr>
+        <w:t xml:space="preserve">Important  </w:t>
+      </w:r>
+      <w:r>
+        <w:rPr>
+          <w:rFonts w:ascii="Arial" w:cs="Arial" w:eastAsia="Arial" w:hAnsi="Arial"/>
+          <w:color w:val="000000"/>
+          <w:sz w:val="20"/>
+          <w:szCs w:val="20"/>
+        </w:rPr>
+        <w:t xml:space="preserve">Export CSV before the two-week window closes if you need to retain older data.</w:t>
+      </w:r>
+    </w:p>
+    <w:p>
+      <w:pPr>
+        <w:spacing w:after="60" w:before="0"/>
+      </w:pPr>
+      <w:r>
+        <w:rPr>
+          <w:rFonts w:ascii="Arial" w:cs="Arial" w:eastAsia="Arial" w:hAnsi="Arial"/>
+          <w:color w:val="000000"/>
+          <w:sz w:val="22"/>
+          <w:szCs w:val="22"/>
+        </w:rPr>
+        <w:t xml:space="preserve"/>
+      </w:r>
+    </w:p>
+    <w:p>
+      <w:pPr>
+        <w:pStyle w:val="Heading2"/>
+        <w:spacing w:after="120" w:before="320"/>
+      </w:pPr>
+      <w:r>
+        <w:rPr>
+          <w:rFonts w:ascii="Arial" w:cs="Arial" w:eastAsia="Arial" w:hAnsi="Arial"/>
+          <w:b/>
+          <w:bCs/>
+          <w:color w:val="191E5E"/>
+          <w:sz w:val="28"/>
+          <w:szCs w:val="28"/>
+        </w:rPr>
+        <w:t xml:space="preserve">8.7  Exporting and Clearing Data</w:t>
       </w:r>
     </w:p>
     <w:p>
@@ -10488,6 +11479,78 @@
           </w:p>
         </w:tc>
       </w:tr>
+      <w:tr>
+        <w:tc>
+          <w:tcPr>
+            <w:tcW w:type="dxa" w:w="3600"/>
+            <w:tcBorders>
+              <w:top w:val="single" w:color="CCCCCC" w:sz="4"/>
+              <w:left w:val="single" w:color="CCCCCC" w:sz="4"/>
+              <w:bottom w:val="single" w:color="CCCCCC" w:sz="4"/>
+              <w:right w:val="single" w:color="CCCCCC" w:sz="4"/>
+            </w:tcBorders>
+            <w:shd w:fill="F2F3F9" w:val="clear"/>
+            <w:tcMar>
+              <w:top w:type="dxa" w:w="80"/>
+              <w:left w:type="dxa" w:w="120"/>
+              <w:bottom w:type="dxa" w:w="80"/>
+              <w:right w:type="dxa" w:w="120"/>
+            </w:tcMar>
+            <w:vAlign w:val="center"/>
+          </w:tcPr>
+          <w:p>
+            <w:pPr>
+              <w:spacing w:after="0" w:before="0"/>
+            </w:pPr>
+            <w:r>
+              <w:rPr>
+                <w:rFonts w:ascii="Arial" w:cs="Arial" w:eastAsia="Arial" w:hAnsi="Arial"/>
+                <w:b w:val="false"/>
+                <w:bCs w:val="false"/>
+                <w:color w:val="000000"/>
+                <w:sz w:val="18"/>
+                <w:szCs w:val="18"/>
+              </w:rPr>
+              <w:t xml:space="preserve">File backup (optional)</w:t>
+            </w:r>
+          </w:p>
+        </w:tc>
+        <w:tc>
+          <w:tcPr>
+            <w:tcW w:type="dxa" w:w="6480"/>
+            <w:tcBorders>
+              <w:top w:val="single" w:color="CCCCCC" w:sz="4"/>
+              <w:left w:val="single" w:color="CCCCCC" w:sz="4"/>
+              <w:bottom w:val="single" w:color="CCCCCC" w:sz="4"/>
+              <w:right w:val="single" w:color="CCCCCC" w:sz="4"/>
+            </w:tcBorders>
+            <w:shd w:fill="F2F3F9" w:val="clear"/>
+            <w:tcMar>
+              <w:top w:type="dxa" w:w="80"/>
+              <w:left w:type="dxa" w:w="120"/>
+              <w:bottom w:type="dxa" w:w="80"/>
+              <w:right w:type="dxa" w:w="120"/>
+            </w:tcMar>
+            <w:vAlign w:val="center"/>
+          </w:tcPr>
+          <w:p>
+            <w:pPr>
+              <w:spacing w:after="0" w:before="0"/>
+            </w:pPr>
+            <w:r>
+              <w:rPr>
+                <w:rFonts w:ascii="Arial" w:cs="Arial" w:eastAsia="Arial" w:hAnsi="Arial"/>
+                <w:b w:val="false"/>
+                <w:bCs w:val="false"/>
+                <w:color w:val="000000"/>
+                <w:sz w:val="18"/>
+                <w:szCs w:val="18"/>
+              </w:rPr>
+              <w:t xml:space="preserve">Until unlinked or file deleted; survives browser clears</w:t>
+            </w:r>
+          </w:p>
+        </w:tc>
+      </w:tr>
     </w:tbl>
     <w:p>
       <w:pPr>
@@ -11273,6 +12336,78 @@
           </w:p>
         </w:tc>
       </w:tr>
+      <w:tr>
+        <w:tc>
+          <w:tcPr>
+            <w:tcW w:type="dxa" w:w="2700"/>
+            <w:tcBorders>
+              <w:top w:val="single" w:color="CCCCCC" w:sz="4"/>
+              <w:left w:val="single" w:color="CCCCCC" w:sz="4"/>
+              <w:bottom w:val="single" w:color="CCCCCC" w:sz="4"/>
+              <w:right w:val="single" w:color="CCCCCC" w:sz="4"/>
+            </w:tcBorders>
+            <w:shd w:fill="F2F3F9" w:val="clear"/>
+            <w:tcMar>
+              <w:top w:type="dxa" w:w="80"/>
+              <w:left w:type="dxa" w:w="120"/>
+              <w:bottom w:type="dxa" w:w="80"/>
+              <w:right w:type="dxa" w:w="120"/>
+            </w:tcMar>
+            <w:vAlign w:val="center"/>
+          </w:tcPr>
+          <w:p>
+            <w:pPr>
+              <w:spacing w:after="0" w:before="0"/>
+            </w:pPr>
+            <w:r>
+              <w:rPr>
+                <w:rFonts w:ascii="Arial" w:cs="Arial" w:eastAsia="Arial" w:hAnsi="Arial"/>
+                <w:b w:val="false"/>
+                <w:bCs w:val="false"/>
+                <w:color w:val="000000"/>
+                <w:sz w:val="18"/>
+                <w:szCs w:val="18"/>
+              </w:rPr>
+              <w:t xml:space="preserve">File System Backup</w:t>
+            </w:r>
+          </w:p>
+        </w:tc>
+        <w:tc>
+          <w:tcPr>
+            <w:tcW w:type="dxa" w:w="7380"/>
+            <w:tcBorders>
+              <w:top w:val="single" w:color="CCCCCC" w:sz="4"/>
+              <w:left w:val="single" w:color="CCCCCC" w:sz="4"/>
+              <w:bottom w:val="single" w:color="CCCCCC" w:sz="4"/>
+              <w:right w:val="single" w:color="CCCCCC" w:sz="4"/>
+            </w:tcBorders>
+            <w:shd w:fill="F2F3F9" w:val="clear"/>
+            <w:tcMar>
+              <w:top w:type="dxa" w:w="80"/>
+              <w:left w:type="dxa" w:w="120"/>
+              <w:bottom w:type="dxa" w:w="80"/>
+              <w:right w:type="dxa" w:w="120"/>
+            </w:tcMar>
+            <w:vAlign w:val="center"/>
+          </w:tcPr>
+          <w:p>
+            <w:pPr>
+              <w:spacing w:after="0" w:before="0"/>
+            </w:pPr>
+            <w:r>
+              <w:rPr>
+                <w:rFonts w:ascii="Arial" w:cs="Arial" w:eastAsia="Arial" w:hAnsi="Arial"/>
+                <w:b w:val="false"/>
+                <w:bCs w:val="false"/>
+                <w:color w:val="000000"/>
+                <w:sz w:val="18"/>
+                <w:szCs w:val="18"/>
+              </w:rPr>
+              <w:t xml:space="preserve">Optional local JSON backup file; auto-saves on every data change; survives browser history clears (Chrome / Edge only)</w:t>
+            </w:r>
+          </w:p>
+        </w:tc>
+      </w:tr>
     </w:tbl>
     <w:p>
       <w:pPr>
@@ -11333,7 +12468,7 @@
           <w:sz w:val="16"/>
           <w:szCs w:val="16"/>
         </w:rPr>
-        <w:t xml:space="preserve">Easy Time Tracker  —  User Guide v2.2  —  Hyland Professional Services  —  May 2026</w:t>
+        <w:t xml:space="preserve">Easy Time Tracker  —  User Guide v2.3  —  Hyland Professional Services  —  May 2026</w:t>
       </w:r>
     </w:p>
     <w:sectPr>
